--- a/Sale_Fish_Resume_Cover_Letter_Tailoring_Combined_Guide.docx
+++ b/Sale_Fish_Resume_Cover_Letter_Tailoring_Combined_Guide.docx
@@ -701,7 +701,7 @@
                 <w:sz w:val="18"/>
                 <w:szCs w:val="18"/>
               </w:rPr>
-              <w:t>Only needed if you choose the downloadable Word document output format. Settings → Capabilities, toggle it on.</w:t>
+              <w:t>Always needed — every result now comes back as a downloadable Word document. Settings → Capabilities, toggle it on.</w:t>
             </w:r>
           </w:p>
         </w:tc>
@@ -1448,7 +1448,7 @@
           <w:sz w:val="26"/>
           <w:szCs w:val="26"/>
         </w:rPr>
-        <w:t>7. Output Format</w:t>
+        <w:t>7. Output</w:t>
       </w:r>
     </w:p>
     <w:p>
@@ -1468,41 +1468,14 @@
           <w:bCs/>
           <w:color w:val="444444"/>
         </w:rPr>
-        <w:t>Text in chat</w:t>
-      </w:r>
-      <w:r>
-        <w:rPr>
-          <w:rFonts w:eastAsia="Arial" w:cs="Arial" w:ascii="Arial" w:hAnsi="Arial"/>
-          <w:color w:val="444444"/>
-        </w:rPr>
-        <w:t xml:space="preserve"> (default): real markdown tables for Gap Analysis, Bullet Rewrites, and Qualifications Match Letter.</w:t>
-      </w:r>
-    </w:p>
-    <w:p>
-      <w:pPr>
-        <w:pStyle w:val="ListParagraph"/>
-        <w:numPr>
-          <w:ilvl w:val="0"/>
-          <w:numId w:val="1"/>
-        </w:numPr>
-        <w:spacing w:before="0" w:after="80"/>
-        <w:rPr/>
-      </w:pPr>
-      <w:r>
-        <w:rPr>
-          <w:rFonts w:eastAsia="Arial" w:cs="Arial" w:ascii="Arial" w:hAnsi="Arial"/>
-          <w:b/>
-          <w:bCs/>
-          <w:color w:val="444444"/>
-        </w:rPr>
-        <w:t>Downloadable Word document</w:t>
-      </w:r>
-      <w:r>
-        <w:rPr>
-          <w:rFonts w:eastAsia="Arial" w:cs="Arial" w:ascii="Arial" w:hAnsi="Arial"/>
-          <w:color w:val="444444"/>
-        </w:rPr>
-        <w:t>, every table is a real Word table object with a shaded header row; any cover letter or Qualifications Match Letter uses genuine letter formatting (date, salutation, paragraph breaks, closing), not one undifferentiated block of text.</w:t>
+        <w:t>Downloadable Word document (.docx)</w:t>
+      </w:r>
+      <w:r>
+        <w:rPr>
+          <w:rFonts w:eastAsia="Arial" w:cs="Arial" w:ascii="Arial" w:hAnsi="Arial"/>
+          <w:color w:val="444444"/>
+        </w:rPr>
+        <w:t xml:space="preserve"> — always, no chat-text option anymore. Every table is a real Word table object with a shaded header row; any cover letter or Qualifications Match Letter uses genuine letter formatting (date, salutation, paragraph breaks, closing), not one undifferentiated block of text. Requires Code execution and file creation to be on.</w:t>
       </w:r>
     </w:p>
     <w:p>

--- a/Sale_Fish_Resume_Cover_Letter_Tailoring_Combined_Guide.docx
+++ b/Sale_Fish_Resume_Cover_Letter_Tailoring_Combined_Guide.docx
@@ -1162,6 +1162,20 @@
     </w:p>
     <w:p>
       <w:pPr>
+        <w:pStyle w:val="Normal"/>
+        <w:spacing w:before="0" w:after="160"/>
+        <w:rPr/>
+      </w:pPr>
+      <w:r>
+        <w:rPr>
+          <w:rFonts w:eastAsia="Arial" w:cs="Arial" w:ascii="Arial" w:hAnsi="Arial"/>
+          <w:color w:val="444444"/>
+        </w:rPr>
+        <w:t>Coming from Career Path Discovery’s Target Pivot mode? Paste its Block 2 — Additional context into Additional context and check “This includes a pivot hand-off from Career Path Discovery (Block 2).” That turns on Pivot Positioning Notes, where Block 1 — Pivot description goes. With the box checked, Claude uses the hand-off’s skill translations where they genuinely match the posting, treats its listed gaps as real (Not Supported, never implied in a bullet or letter), and takes terminology from the posting and facts from your resume. Read Block 2 before pasting — this field is treated as true about you.</w:t>
+      </w:r>
+    </w:p>
+    <w:p>
+      <w:pPr>
         <w:pStyle w:val="Heading1"/>
         <w:spacing w:before="280" w:after="120"/>
         <w:rPr/>
@@ -1356,7 +1370,7 @@
           <w:bCs/>
           <w:color w:val="444444"/>
         </w:rPr>
-        <w:t>Pivot Positioning Notes (default: off): for postings that represent a genuine change of direction from your resume's titles. Optional field to name the pivot yourself, or leave blank and Claude infers it. Produces guidance on what to lead with, what to minimize (not hide), real skill/certification gaps worth naming, and an honest “why this move” answer — same non-invention rule as everything else.</w:t>
+        <w:t>Pivot Positioning Notes (default: off): for postings that represent a genuine change of direction from your resume's titles. Optional field to name the pivot yourself, or leave blank and Claude infers it. Produces guidance on what to lead with, what to minimize (not hide), real skill/certification gaps worth naming, and an honest “why this move” answer — same non-invention rule as everything else. Using a Career Path Discovery hand-off? Paste its Block 1 into this field.</w:t>
       </w:r>
       <w:r>
         <w:rPr>
@@ -1547,7 +1561,7 @@
           <w:rFonts w:eastAsia="Arial" w:cs="Arial" w:ascii="Arial" w:hAnsi="Arial"/>
           <w:color w:val="444444"/>
         </w:rPr>
-        <w:t>Paste your complete resume text, plus any additional context.</w:t>
+        <w:t>Paste your complete resume text, plus any additional context. From Career Path Discovery? Paste Block 2 into Additional context, check the hand-off box, and paste Block 1 into the Pivot Positioning Notes field.</w:t>
       </w:r>
     </w:p>
     <w:p>
